--- a/rapports/2026-06-06/EQ13/EQ13_sup_v2/DR_041201030002/79-96-62-95.docx
+++ b/rapports/2026-06-06/EQ13/EQ13_sup_v2/DR_041201030002/79-96-62-95.docx
@@ -297,7 +297,7 @@
           <w:color w:val="1F6FEB"/>
           <w:sz w:val="22"/>
         </w:rPr>
-        <w:t>⚠ INCOHÉRENCES À CORRIGER (73)</w:t>
+        <w:t>⚠ INCOHÉRENCES À CORRIGER (68)</w:t>
       </w:r>
     </w:p>
     <w:tbl>
@@ -544,7 +544,7 @@
                 <w:color w:val="16A34A"/>
                 <w:sz w:val="16"/>
               </w:rPr>
-              <w:t>—</w:t>
+              <w:t>s00q10, s01q35, s01q36, s01q37, s02q04, s02q15, s01q00b, s02q17_code</w:t>
             </w:r>
           </w:p>
         </w:tc>
@@ -575,7 +575,7 @@
                 <w:i w:val="0"/>
                 <w:sz w:val="17"/>
               </w:rPr>
-              <w:t>Incohérence!!! seulement les écoles privées paient les frais de scolarité (y compris les frais d'inscription).</w:t>
+              <w:t>Avertissement!!! L'âge (17 ans) de Fatou gueye avec son niveau d'étude (6ème année Primaire) semble incoherent, veuillez confirmer cette information avec le QG ou corriger l'incohérence.</w:t>
             </w:r>
           </w:p>
         </w:tc>
@@ -665,7 +665,7 @@
                 <w:i w:val="0"/>
                 <w:sz w:val="17"/>
               </w:rPr>
-              <w:t>Le montant des frais d'uniformes (1000 FCFA) pour l'année scolaire de Amy gueye qui fréquente 1ére année de Primaire semble incohérent, veuillez, s'il vous plait, verifier cette information auprès de l'enquêté ou confirmer avec le QG.</w:t>
+              <w:t>Le montant des frais d'uniformes (1000 FCFA) pour l'année scolaire de Fatou gueye qui fréquente 6ème année de Primaire semble incohérent, veuillez, s'il vous plait, verifier cette information auprès de l'enquêté ou confirmer avec le QG.</w:t>
             </w:r>
           </w:p>
         </w:tc>
@@ -724,7 +724,7 @@
                 <w:color w:val="16A34A"/>
                 <w:sz w:val="16"/>
               </w:rPr>
-              <w:t>s01q49, s02q24, s01q00b, s02q17_2, s02q15_2</w:t>
+              <w:t>s01q32, s01q36, s01q38, s04q37_modif, s02q33, s02q34, s01q00b</w:t>
             </w:r>
           </w:p>
         </w:tc>
@@ -755,7 +755,7 @@
                 <w:i w:val="0"/>
                 <w:sz w:val="17"/>
               </w:rPr>
-              <w:t>Le montant des frais d'uniformes (1000 FCFA) pour l'année scolaire de modou gueye qui fréquente 3ème année de Primaire semble incohérent, veuillez, s'il vous plait, verifier cette information auprès de l'enquêté ou confirmer avec le QG.</w:t>
+              <w:t>Peu probable!!! Vu l'âge (17 ans) de Fatou gueye ou l'année à laquelle Fatou gueye a fréquenté l'école pour la dernière fois (.) le dernier diplome de Fatou gueye ne peut être le Certificat d'études primaires (CEP), prière de corriger cette incohérence ou confirmer avec le QG.</w:t>
             </w:r>
           </w:p>
         </w:tc>
@@ -814,7 +814,7 @@
                 <w:color w:val="16A34A"/>
                 <w:sz w:val="16"/>
               </w:rPr>
-              <w:t>s00q10, s01q35, s01q36, s01q37, s02q04, s02q15, s01q00b, s02q17_code</w:t>
+              <w:t>s01q49, s02q24, s01q00b, s02q17_2, s02q15_2</w:t>
             </w:r>
           </w:p>
         </w:tc>
@@ -845,7 +845,7 @@
                 <w:i w:val="0"/>
                 <w:sz w:val="17"/>
               </w:rPr>
-              <w:t>Avertissement!!! L'âge (17 ans) de Fatou gueye avec son niveau d'étude (6ème année Primaire) semble incoherent, veuillez confirmer cette information avec le QG ou corriger l'incohérence.</w:t>
+              <w:t>Le montant des frais d'uniformes (1000 FCFA) pour l'année scolaire de Amy gueye qui fréquente 1ére année de Primaire semble incohérent, veuillez, s'il vous plait, verifier cette information auprès de l'enquêté ou confirmer avec le QG.</w:t>
             </w:r>
           </w:p>
         </w:tc>
@@ -935,7 +935,7 @@
                 <w:i w:val="0"/>
                 <w:sz w:val="17"/>
               </w:rPr>
-              <w:t>Le montant des frais d'uniformes (1000 FCFA) pour l'année scolaire de Fatou gueye qui fréquente 6ème année de Primaire semble incohérent, veuillez, s'il vous plait, verifier cette information auprès de l'enquêté ou confirmer avec le QG.</w:t>
+              <w:t>Le montant des frais d'uniformes (1000 FCFA) pour l'année scolaire de modou gueye qui fréquente 3ème année de Primaire semble incohérent, veuillez, s'il vous plait, verifier cette information auprès de l'enquêté ou confirmer avec le QG.</w:t>
             </w:r>
           </w:p>
         </w:tc>
@@ -968,7 +968,7 @@
                 <w:i w:val="0"/>
                 <w:sz w:val="16"/>
               </w:rPr>
-              <w:t>S02</w:t>
+              <w:t>S03</w:t>
               <w:br/>
             </w:r>
             <w:r>
@@ -978,7 +978,7 @@
                 <w:color w:val="64748B"/>
                 <w:sz w:val="14"/>
               </w:rPr>
-              <w:t>Éducation</w:t>
+              <w:t>Santé</w:t>
             </w:r>
           </w:p>
         </w:tc>
@@ -994,7 +994,7 @@
                 <w:color w:val="16A34A"/>
                 <w:sz w:val="16"/>
               </w:rPr>
-              <w:t>s01q32, s01q36, s01q38, s04q37_modif, s02q33, s02q34, s01q00b</w:t>
+              <w:t>—</w:t>
             </w:r>
           </w:p>
         </w:tc>
@@ -1025,7 +1025,7 @@
                 <w:i w:val="0"/>
                 <w:sz w:val="17"/>
               </w:rPr>
-              <w:t>Peu probable!!! Vu l'âge (17 ans) de Fatou gueye ou l'année à laquelle Fatou gueye a fréquenté l'école pour la dernière fois (.) le dernier diplome de Fatou gueye ne peut être le Certificat d'études primaires (CEP), prière de corriger cette incohérence ou confirmer avec le QG.</w:t>
+              <w:t>Incohérent !!! djibril gueye s'est consulté la première fois pour cette maladie (Maladie des yeux) chez un médecin spécialiste et vous dites que  djibril gueye n'est pas concerné par le montant des frais de consultation d'un médecin spécialiste (3.15=9999).</w:t>
             </w:r>
           </w:p>
         </w:tc>
@@ -1115,7 +1115,7 @@
                 <w:i w:val="0"/>
                 <w:sz w:val="17"/>
               </w:rPr>
-              <w:t>Incohérent !!! djibril gueye s'est consulté la première fois pour cette maladie (Maladie des yeux) chez un médecin spécialiste et vous dites que  djibril gueye n'est pas concerné par le montant des frais de consultation d'un médecin spécialiste (3.15=9999).</w:t>
+              <w:t>Prière de verifier cette incohérence auprès de l'enquêté ou confirmer.</w:t>
             </w:r>
           </w:p>
         </w:tc>
@@ -1174,7 +1174,7 @@
                 <w:color w:val="16A34A"/>
                 <w:sz w:val="16"/>
               </w:rPr>
-              <w:t>—</w:t>
+              <w:t>s03q27</w:t>
             </w:r>
           </w:p>
         </w:tc>
@@ -1205,7 +1205,7 @@
                 <w:i w:val="0"/>
                 <w:sz w:val="17"/>
               </w:rPr>
-              <w:t>Prière de verifier cette incohérence auprès de l'enquêté ou confirmer.</w:t>
+              <w:t>Incoherence!!! Amy sarr a eu un problème de santé au cours des 12 derniers mois qui a entrainé au moins une fois une hospitalisation (3.22=Oui) mais la depense liée à ce problème de santé est nulle 0 ou ne sait pas dans la question (s03q27).</w:t>
             </w:r>
           </w:p>
         </w:tc>
@@ -1264,7 +1264,7 @@
                 <w:color w:val="16A34A"/>
                 <w:sz w:val="16"/>
               </w:rPr>
-              <w:t>s03q27</w:t>
+              <w:t>s03q14, s03q15, s03q17, s03q18, s03q19, s03q20, s03q21</w:t>
             </w:r>
           </w:p>
         </w:tc>
@@ -1295,7 +1295,7 @@
                 <w:i w:val="0"/>
                 <w:sz w:val="17"/>
               </w:rPr>
-              <w:t>Incoherence!!! Amy sarr a eu un problème de santé au cours des 12 derniers mois qui a entrainé au moins une fois une hospitalisation (3.22=Oui) mais la depense liée à ce problème de santé est nulle 0 ou ne sait pas dans la question (s03q27).</w:t>
+              <w:t>Incoherence!!! aida gueye a consulté dans un service de santé ou un guérisseur au cours des 3 derniers mois sans hospitalisation (3.13=Oui) mais la depense liée à cette consultation est nulle 0 ou ne sait pas partout dans les questions (s03q14 s03q15 s03q17 s03q18 s03q19 s03q20 s03q21).</w:t>
             </w:r>
           </w:p>
         </w:tc>
@@ -1328,7 +1328,7 @@
                 <w:i w:val="0"/>
                 <w:sz w:val="16"/>
               </w:rPr>
-              <w:t>S03</w:t>
+              <w:t>S11</w:t>
               <w:br/>
             </w:r>
             <w:r>
@@ -1338,7 +1338,7 @@
                 <w:color w:val="64748B"/>
                 <w:sz w:val="14"/>
               </w:rPr>
-              <w:t>Santé</w:t>
+              <w:t>Logement / cadre de vie</w:t>
             </w:r>
           </w:p>
         </w:tc>
@@ -1354,7 +1354,7 @@
                 <w:color w:val="16A34A"/>
                 <w:sz w:val="16"/>
               </w:rPr>
-              <w:t>s03q14, s03q15, s03q17, s03q18, s03q19, s03q20, s03q21</w:t>
+              <w:t>s01q47__1, s01q47__2, s01q47__3, s01q47__4, s01q47__5, s01q47__6, s01q47__7, s02q15</w:t>
             </w:r>
           </w:p>
         </w:tc>
@@ -1385,7 +1385,7 @@
                 <w:i w:val="0"/>
                 <w:sz w:val="17"/>
               </w:rPr>
-              <w:t>Incoherence!!! aida gueye a consulté dans un service de santé ou un guérisseur au cours des 3 derniers mois sans hospitalisation (3.13=Oui) mais la depense liée à cette consultation est nulle 0 ou ne sait pas partout dans les questions (s03q14 s03q15 s03q17 s03q18 s03q19 s03q20 s03q21).</w:t>
+              <w:t>Le montant de l'eau acheté auprès des vendeurs ou auprès d'un autre ménage au cours de 30 derniers jours est de 7500 FCFA qui semble incoherent, prière de vérifier la question 11.25 auprès du ménage ou confirmer.</w:t>
             </w:r>
           </w:p>
         </w:tc>
@@ -1444,7 +1444,7 @@
                 <w:color w:val="16A34A"/>
                 <w:sz w:val="16"/>
               </w:rPr>
-              <w:t>s01q47__1, s01q47__2, s01q47__3, s01q47__4, s01q47__5, s01q47__6, s01q47__7, s02q15</w:t>
+              <w:t>—</w:t>
             </w:r>
           </w:p>
         </w:tc>
@@ -1475,7 +1475,7 @@
                 <w:i w:val="0"/>
                 <w:sz w:val="17"/>
               </w:rPr>
-              <w:t>Le montant de l'eau acheté auprès des vendeurs ou auprès d'un autre ménage au cours de 30 derniers jours est de 7500 FCFA qui semble incoherent, prière de vérifier la question 11.25 auprès du ménage ou confirmer.</w:t>
+              <w:t>Incoherence!! Le ménage a depensé .</w:t>
             </w:r>
           </w:p>
         </w:tc>
@@ -1534,7 +1534,7 @@
                 <w:color w:val="16A34A"/>
                 <w:sz w:val="16"/>
               </w:rPr>
-              <w:t>—</w:t>
+              <w:t>s01q29, s01q31, s04q24, s00q04, s11q21, s09fq03, s09fq011</w:t>
             </w:r>
           </w:p>
         </w:tc>
@@ -1565,7 +1565,7 @@
                 <w:i w:val="0"/>
                 <w:sz w:val="17"/>
               </w:rPr>
-              <w:t>Incoherence!! Le ménage a depensé .</w:t>
+              <w:t>FCFA dans Frais de connexion au réseau de distribution d'eau mais dit ne pas être connecté à un réseau d'eau courante, prière de corriger cette incoherenceAttention!!! Les ménages vivants dans un(e) Maison Basse à SAINT-LOUIS Urbain ont généralement comme principal matériau du toit le/la Dalle en ciment, mais celui du ménage de DJIBRIL GUEYE (Tôles) diffère de celui-ci.</w:t>
             </w:r>
           </w:p>
         </w:tc>
@@ -1580,10 +1580,10 @@
               <w:rPr>
                 <w:b/>
                 <w:i w:val="0"/>
-                <w:color w:val="DC2626"/>
+                <w:color w:val="EA580C"/>
                 <w:sz w:val="16"/>
               </w:rPr>
-              <w:t>Haute</w:t>
+              <w:t>Moyenne</w:t>
             </w:r>
           </w:p>
         </w:tc>
@@ -1598,7 +1598,7 @@
                 <w:i w:val="0"/>
                 <w:sz w:val="16"/>
               </w:rPr>
-              <w:t>S11</w:t>
+              <w:t>S00</w:t>
               <w:br/>
             </w:r>
             <w:r>
@@ -1608,7 +1608,7 @@
                 <w:color w:val="64748B"/>
                 <w:sz w:val="14"/>
               </w:rPr>
-              <w:t>Logement / cadre de vie</w:t>
+              <w:t>Identification</w:t>
             </w:r>
           </w:p>
         </w:tc>
@@ -1624,7 +1624,7 @@
                 <w:color w:val="16A34A"/>
                 <w:sz w:val="16"/>
               </w:rPr>
-              <w:t>s01q29, s01q31, s04q24, s00q04, s11q21, s09fq03, s09fq011</w:t>
+              <w:t>s00q27</w:t>
             </w:r>
           </w:p>
         </w:tc>
@@ -1655,7 +1655,7 @@
                 <w:i w:val="0"/>
                 <w:sz w:val="17"/>
               </w:rPr>
-              <w:t>FCFA dans Frais de connexion au réseau de distribution d'eau mais dit ne pas être connecté à un réseau d'eau courante, prière de corriger cette incoherenceAttention!!! Les ménages vivants dans un(e) Maison Basse à SAINT-LOUIS Urbain ont généralement comme principal matériau du toit le/la Dalle en ciment, mais celui du ménage de DJIBRIL GUEYE (Tôles) diffère de celui-ci.</w:t>
+              <w:t>Le questionnaire semble ne pas être complètement fini mais le questionnaire est en statut complet, prière de compléter le questionnaire.</w:t>
             </w:r>
           </w:p>
         </w:tc>
@@ -1714,7 +1714,7 @@
                 <w:color w:val="16A34A"/>
                 <w:sz w:val="16"/>
               </w:rPr>
-              <w:t>s00q27</w:t>
+              <w:t>—</w:t>
             </w:r>
           </w:p>
         </w:tc>
@@ -1745,7 +1745,7 @@
                 <w:i w:val="0"/>
                 <w:sz w:val="17"/>
               </w:rPr>
-              <w:t>Le questionnaire semble ne pas être complètement fini mais le questionnaire est en statut complet, prière de compléter le questionnaire.</w:t>
+              <w:t>Il est obligatoire de prendre les coordonnées Gps avant d'administrer le questionnaire.</w:t>
             </w:r>
           </w:p>
         </w:tc>
@@ -1835,7 +1835,7 @@
                 <w:i w:val="0"/>
                 <w:sz w:val="17"/>
               </w:rPr>
-              <w:t>Il est obligatoire de prendre les coordonnées Gps avant d'administrer le questionnaire.</w:t>
+              <w:t>Prière de prendre les coordonnées GPS.</w:t>
             </w:r>
           </w:p>
         </w:tc>
@@ -1925,7 +1925,7 @@
                 <w:i w:val="0"/>
                 <w:sz w:val="17"/>
               </w:rPr>
-              <w:t>Prière de prendre les coordonnées GPS.</w:t>
+              <w:t>L'adresse ou la localisation du ménage doit être bien renseignée, ne doit pas contenir des numéros de téléphone et elle semble courte pour être une adresse.</w:t>
             </w:r>
           </w:p>
         </w:tc>
@@ -2015,7 +2015,7 @@
                 <w:i w:val="0"/>
                 <w:sz w:val="17"/>
               </w:rPr>
-              <w:t>L'adresse ou la localisation du ménage doit être bien renseignée, ne doit pas contenir des numéros de téléphone et elle semble courte pour être une adresse.</w:t>
+              <w:t>Prière de renseigner la bonne adresse.</w:t>
             </w:r>
           </w:p>
         </w:tc>
@@ -2048,7 +2048,7 @@
                 <w:i w:val="0"/>
                 <w:sz w:val="16"/>
               </w:rPr>
-              <w:t>S00</w:t>
+              <w:t>S01</w:t>
               <w:br/>
             </w:r>
             <w:r>
@@ -2058,7 +2058,7 @@
                 <w:color w:val="64748B"/>
                 <w:sz w:val="14"/>
               </w:rPr>
-              <w:t>Identification</w:t>
+              <w:t>Démographie</w:t>
             </w:r>
           </w:p>
         </w:tc>
@@ -2074,7 +2074,7 @@
                 <w:color w:val="16A34A"/>
                 <w:sz w:val="16"/>
               </w:rPr>
-              <w:t>—</w:t>
+              <w:t>s01q23, s01q00b, s01q23_autre</w:t>
             </w:r>
           </w:p>
         </w:tc>
@@ -2105,7 +2105,7 @@
                 <w:i w:val="0"/>
                 <w:sz w:val="17"/>
               </w:rPr>
-              <w:t>Prière de renseigner la bonne adresse.</w:t>
+              <w:t>La raison principale pour laquelle que djibril gueye est venu vivre dans cette localité est pour apprendre le coran et semble exister dans les modalités, prière de prendre attache avec le QG pour plus d'explication afin de la classer bien.</w:t>
             </w:r>
           </w:p>
         </w:tc>
@@ -2195,7 +2195,7 @@
                 <w:i w:val="0"/>
                 <w:sz w:val="17"/>
               </w:rPr>
-              <w:t>La raison principale pour laquelle que djibril gueye est venu vivre dans cette localité est pour apprendre le coran et semble exister dans les modalités, prière de prendre attache avec le QG pour plus d'explication afin de la classer bien.</w:t>
+              <w:t>La raison principale pour laquelle que malick gueye est venu vivre dans cette localité est pour apprendre le coran et semble exister dans les modalités, prière de prendre attache avec le QG pour plus d'explication afin de la classer bien.</w:t>
             </w:r>
           </w:p>
         </w:tc>
@@ -2254,7 +2254,7 @@
                 <w:color w:val="16A34A"/>
                 <w:sz w:val="16"/>
               </w:rPr>
-              <w:t>s00q27, s01q03a, s01q03b, s01q03c, s01q00b</w:t>
+              <w:t>s01q10_1</w:t>
             </w:r>
           </w:p>
         </w:tc>
@@ -2285,457 +2285,7 @@
                 <w:i w:val="0"/>
                 <w:sz w:val="17"/>
               </w:rPr>
-              <w:t>Les informations sur l'acte de naissance (ni Jours, ni mois et ni années) de  malick gueye  manquent, s'il vous plait pouvez-vous fournir d'effort pour avoir ces informations.</w:t>
-            </w:r>
-          </w:p>
-        </w:tc>
-      </w:tr>
-      <w:tr>
-        <w:tc>
-          <w:tcPr>
-            <w:tcW w:type="dxa" w:w="964"/>
-          </w:tcPr>
-          <w:p>
-            <w:r>
-              <w:rPr>
-                <w:b/>
-                <w:i w:val="0"/>
-                <w:color w:val="EA580C"/>
-                <w:sz w:val="16"/>
-              </w:rPr>
-              <w:t>Moyenne</w:t>
-            </w:r>
-          </w:p>
-        </w:tc>
-        <w:tc>
-          <w:tcPr>
-            <w:tcW w:type="dxa" w:w="1247"/>
-          </w:tcPr>
-          <w:p>
-            <w:r>
-              <w:rPr>
-                <w:b/>
-                <w:i w:val="0"/>
-                <w:sz w:val="16"/>
-              </w:rPr>
-              <w:t>S01</w:t>
-              <w:br/>
-            </w:r>
-            <w:r>
-              <w:rPr>
-                <w:b w:val="0"/>
-                <w:i w:val="0"/>
-                <w:color w:val="64748B"/>
-                <w:sz w:val="14"/>
-              </w:rPr>
-              <w:t>Démographie</w:t>
-            </w:r>
-          </w:p>
-        </w:tc>
-        <w:tc>
-          <w:tcPr>
-            <w:tcW w:type="dxa" w:w="1531"/>
-          </w:tcPr>
-          <w:p>
-            <w:r>
-              <w:rPr>
-                <w:b/>
-                <w:i w:val="0"/>
-                <w:color w:val="16A34A"/>
-                <w:sz w:val="16"/>
-              </w:rPr>
-              <w:t>s01q23, s01q00b, s01q23_autre</w:t>
-            </w:r>
-          </w:p>
-        </w:tc>
-        <w:tc>
-          <w:tcPr>
-            <w:tcW w:type="dxa" w:w="1191"/>
-          </w:tcPr>
-          <w:p>
-            <w:r>
-              <w:rPr>
-                <w:b w:val="0"/>
-                <w:i w:val="0"/>
-                <w:color w:val="64748B"/>
-                <w:sz w:val="16"/>
-              </w:rPr>
-              <w:t>GT-CQ</w:t>
-            </w:r>
-          </w:p>
-        </w:tc>
-        <w:tc>
-          <w:tcPr>
-            <w:tcW w:type="dxa" w:w="4706"/>
-          </w:tcPr>
-          <w:p>
-            <w:r>
-              <w:rPr>
-                <w:b w:val="0"/>
-                <w:i w:val="0"/>
-                <w:sz w:val="17"/>
-              </w:rPr>
-              <w:t>La raison principale pour laquelle que malick gueye est venu vivre dans cette localité est pour apprendre le coran et semble exister dans les modalités, prière de prendre attache avec le QG pour plus d'explication afin de la classer bien.</w:t>
-            </w:r>
-          </w:p>
-        </w:tc>
-      </w:tr>
-      <w:tr>
-        <w:tc>
-          <w:tcPr>
-            <w:tcW w:type="dxa" w:w="964"/>
-          </w:tcPr>
-          <w:p>
-            <w:r>
-              <w:rPr>
-                <w:b/>
-                <w:i w:val="0"/>
-                <w:color w:val="EA580C"/>
-                <w:sz w:val="16"/>
-              </w:rPr>
-              <w:t>Moyenne</w:t>
-            </w:r>
-          </w:p>
-        </w:tc>
-        <w:tc>
-          <w:tcPr>
-            <w:tcW w:type="dxa" w:w="1247"/>
-          </w:tcPr>
-          <w:p>
-            <w:r>
-              <w:rPr>
-                <w:b/>
-                <w:i w:val="0"/>
-                <w:sz w:val="16"/>
-              </w:rPr>
-              <w:t>S01</w:t>
-              <w:br/>
-            </w:r>
-            <w:r>
-              <w:rPr>
-                <w:b w:val="0"/>
-                <w:i w:val="0"/>
-                <w:color w:val="64748B"/>
-                <w:sz w:val="14"/>
-              </w:rPr>
-              <w:t>Démographie</w:t>
-            </w:r>
-          </w:p>
-        </w:tc>
-        <w:tc>
-          <w:tcPr>
-            <w:tcW w:type="dxa" w:w="1531"/>
-          </w:tcPr>
-          <w:p>
-            <w:r>
-              <w:rPr>
-                <w:b/>
-                <w:i w:val="0"/>
-                <w:color w:val="16A34A"/>
-                <w:sz w:val="16"/>
-              </w:rPr>
-              <w:t>s01q10_1</w:t>
-            </w:r>
-          </w:p>
-        </w:tc>
-        <w:tc>
-          <w:tcPr>
-            <w:tcW w:type="dxa" w:w="1191"/>
-          </w:tcPr>
-          <w:p>
-            <w:r>
-              <w:rPr>
-                <w:b w:val="0"/>
-                <w:i w:val="0"/>
-                <w:color w:val="64748B"/>
-                <w:sz w:val="16"/>
-              </w:rPr>
-              <w:t>GT-CQ</w:t>
-            </w:r>
-          </w:p>
-        </w:tc>
-        <w:tc>
-          <w:tcPr>
-            <w:tcW w:type="dxa" w:w="4706"/>
-          </w:tcPr>
-          <w:p>
-            <w:r>
-              <w:rPr>
-                <w:b w:val="0"/>
-                <w:i w:val="0"/>
-                <w:sz w:val="17"/>
-              </w:rPr>
               <w:t>La taille du ménage lors de l'enquête principale (9) de ce ménage est inférieur à la taille du denombrement (10), prière de fournir des explications concrètes ou aller revisiter le ménage.</w:t>
-            </w:r>
-          </w:p>
-        </w:tc>
-      </w:tr>
-      <w:tr>
-        <w:tc>
-          <w:tcPr>
-            <w:tcW w:type="dxa" w:w="964"/>
-          </w:tcPr>
-          <w:p>
-            <w:r>
-              <w:rPr>
-                <w:b/>
-                <w:i w:val="0"/>
-                <w:color w:val="EA580C"/>
-                <w:sz w:val="16"/>
-              </w:rPr>
-              <w:t>Moyenne</w:t>
-            </w:r>
-          </w:p>
-        </w:tc>
-        <w:tc>
-          <w:tcPr>
-            <w:tcW w:type="dxa" w:w="1247"/>
-          </w:tcPr>
-          <w:p>
-            <w:r>
-              <w:rPr>
-                <w:b/>
-                <w:i w:val="0"/>
-                <w:sz w:val="16"/>
-              </w:rPr>
-              <w:t>S02</w:t>
-              <w:br/>
-            </w:r>
-            <w:r>
-              <w:rPr>
-                <w:b w:val="0"/>
-                <w:i w:val="0"/>
-                <w:color w:val="64748B"/>
-                <w:sz w:val="14"/>
-              </w:rPr>
-              <w:t>Éducation</w:t>
-            </w:r>
-          </w:p>
-        </w:tc>
-        <w:tc>
-          <w:tcPr>
-            <w:tcW w:type="dxa" w:w="1531"/>
-          </w:tcPr>
-          <w:p>
-            <w:r>
-              <w:rPr>
-                <w:b/>
-                <w:i w:val="0"/>
-                <w:color w:val="16A34A"/>
-                <w:sz w:val="16"/>
-              </w:rPr>
-              <w:t>—</w:t>
-            </w:r>
-          </w:p>
-        </w:tc>
-        <w:tc>
-          <w:tcPr>
-            <w:tcW w:type="dxa" w:w="1191"/>
-          </w:tcPr>
-          <w:p>
-            <w:r>
-              <w:rPr>
-                <w:b w:val="0"/>
-                <w:i w:val="0"/>
-                <w:color w:val="64748B"/>
-                <w:sz w:val="16"/>
-              </w:rPr>
-              <w:t>GT-CQ</w:t>
-            </w:r>
-          </w:p>
-        </w:tc>
-        <w:tc>
-          <w:tcPr>
-            <w:tcW w:type="dxa" w:w="4706"/>
-          </w:tcPr>
-          <w:p>
-            <w:r>
-              <w:rPr>
-                <w:b w:val="0"/>
-                <w:i w:val="0"/>
-                <w:sz w:val="17"/>
-              </w:rPr>
-              <w:t>veuillez, s'il vous plait, confirmer les frais de scolarité ( 1000 FCFA) payée de Amy gueye avec le QG ou apporter les corrections nécessaires.</w:t>
-            </w:r>
-          </w:p>
-        </w:tc>
-      </w:tr>
-      <w:tr>
-        <w:tc>
-          <w:tcPr>
-            <w:tcW w:type="dxa" w:w="964"/>
-          </w:tcPr>
-          <w:p>
-            <w:r>
-              <w:rPr>
-                <w:b/>
-                <w:i w:val="0"/>
-                <w:color w:val="EA580C"/>
-                <w:sz w:val="16"/>
-              </w:rPr>
-              <w:t>Moyenne</w:t>
-            </w:r>
-          </w:p>
-        </w:tc>
-        <w:tc>
-          <w:tcPr>
-            <w:tcW w:type="dxa" w:w="1247"/>
-          </w:tcPr>
-          <w:p>
-            <w:r>
-              <w:rPr>
-                <w:b/>
-                <w:i w:val="0"/>
-                <w:sz w:val="16"/>
-              </w:rPr>
-              <w:t>S02</w:t>
-              <w:br/>
-            </w:r>
-            <w:r>
-              <w:rPr>
-                <w:b w:val="0"/>
-                <w:i w:val="0"/>
-                <w:color w:val="64748B"/>
-                <w:sz w:val="14"/>
-              </w:rPr>
-              <w:t>Éducation</w:t>
-            </w:r>
-          </w:p>
-        </w:tc>
-        <w:tc>
-          <w:tcPr>
-            <w:tcW w:type="dxa" w:w="1531"/>
-          </w:tcPr>
-          <w:p>
-            <w:r>
-              <w:rPr>
-                <w:b/>
-                <w:i w:val="0"/>
-                <w:color w:val="16A34A"/>
-                <w:sz w:val="16"/>
-              </w:rPr>
-              <w:t>—</w:t>
-            </w:r>
-          </w:p>
-        </w:tc>
-        <w:tc>
-          <w:tcPr>
-            <w:tcW w:type="dxa" w:w="1191"/>
-          </w:tcPr>
-          <w:p>
-            <w:r>
-              <w:rPr>
-                <w:b w:val="0"/>
-                <w:i w:val="0"/>
-                <w:color w:val="64748B"/>
-                <w:sz w:val="16"/>
-              </w:rPr>
-              <w:t>GT-CQ</w:t>
-            </w:r>
-          </w:p>
-        </w:tc>
-        <w:tc>
-          <w:tcPr>
-            <w:tcW w:type="dxa" w:w="4706"/>
-          </w:tcPr>
-          <w:p>
-            <w:r>
-              <w:rPr>
-                <w:b w:val="0"/>
-                <w:i w:val="0"/>
-                <w:sz w:val="17"/>
-              </w:rPr>
-              <w:t>veuillez, s'il vous plait, confirmer les frais de scolarité ( 1000 FCFA) payée de modou gueye avec le QG ou apporter les corrections nécessaires.</w:t>
-            </w:r>
-          </w:p>
-        </w:tc>
-      </w:tr>
-      <w:tr>
-        <w:tc>
-          <w:tcPr>
-            <w:tcW w:type="dxa" w:w="964"/>
-          </w:tcPr>
-          <w:p>
-            <w:r>
-              <w:rPr>
-                <w:b/>
-                <w:i w:val="0"/>
-                <w:color w:val="EA580C"/>
-                <w:sz w:val="16"/>
-              </w:rPr>
-              <w:t>Moyenne</w:t>
-            </w:r>
-          </w:p>
-        </w:tc>
-        <w:tc>
-          <w:tcPr>
-            <w:tcW w:type="dxa" w:w="1247"/>
-          </w:tcPr>
-          <w:p>
-            <w:r>
-              <w:rPr>
-                <w:b/>
-                <w:i w:val="0"/>
-                <w:sz w:val="16"/>
-              </w:rPr>
-              <w:t>S02</w:t>
-              <w:br/>
-            </w:r>
-            <w:r>
-              <w:rPr>
-                <w:b w:val="0"/>
-                <w:i w:val="0"/>
-                <w:color w:val="64748B"/>
-                <w:sz w:val="14"/>
-              </w:rPr>
-              <w:t>Éducation</w:t>
-            </w:r>
-          </w:p>
-        </w:tc>
-        <w:tc>
-          <w:tcPr>
-            <w:tcW w:type="dxa" w:w="1531"/>
-          </w:tcPr>
-          <w:p>
-            <w:r>
-              <w:rPr>
-                <w:b/>
-                <w:i w:val="0"/>
-                <w:color w:val="16A34A"/>
-                <w:sz w:val="16"/>
-              </w:rPr>
-              <w:t>—</w:t>
-            </w:r>
-          </w:p>
-        </w:tc>
-        <w:tc>
-          <w:tcPr>
-            <w:tcW w:type="dxa" w:w="1191"/>
-          </w:tcPr>
-          <w:p>
-            <w:r>
-              <w:rPr>
-                <w:b w:val="0"/>
-                <w:i w:val="0"/>
-                <w:color w:val="64748B"/>
-                <w:sz w:val="16"/>
-              </w:rPr>
-              <w:t>GT-CQ</w:t>
-            </w:r>
-          </w:p>
-        </w:tc>
-        <w:tc>
-          <w:tcPr>
-            <w:tcW w:type="dxa" w:w="4706"/>
-          </w:tcPr>
-          <w:p>
-            <w:r>
-              <w:rPr>
-                <w:b w:val="0"/>
-                <w:i w:val="0"/>
-                <w:sz w:val="17"/>
-              </w:rPr>
-              <w:t>veuillez, s'il vous plait, confirmer les frais de scolarité ( 1000 FCFA) payée de Fatou gueye avec le QG ou apporter les corrections nécessaires.</w:t>
             </w:r>
           </w:p>
         </w:tc>
